--- a/defense/docs/front_matter/FRONT_MATTER_KZ_GOST_2026-08-21.docx
+++ b/defense/docs/front_matter/FRONT_MATTER_KZ_GOST_2026-08-21.docx
@@ -1625,7 +1625,7 @@
           <w:sz w:val="28"/>
           <w:u w:val="none"/>
         </w:rPr>
-        <w:t>А ҚОСЫМШАСЫ</w:t>
+        <w:t>ҚОСЫМША А – Алдын ала өңдеу конвейерінің бастапқы коды</w:t>
       </w:r>
       <w:r>
         <w:rPr>
@@ -1656,7 +1656,7 @@
           <w:sz w:val="28"/>
           <w:u w:val="none"/>
         </w:rPr>
-        <w:t>Ә ҚОСЫМШАСЫ</w:t>
+        <w:t>ҚОСЫМША Ә – Қосымша нәтижелер және шатасу матрицалары</w:t>
       </w:r>
       <w:r>
         <w:rPr>
@@ -1687,7 +1687,7 @@
           <w:sz w:val="28"/>
           <w:u w:val="none"/>
         </w:rPr>
-        <w:t>Б ҚОСЫМШАСЫ</w:t>
+        <w:t>ҚОСЫМША Б – Жүйе архитектурасының диаграммалары</w:t>
       </w:r>
       <w:r>
         <w:rPr>
@@ -1718,7 +1718,7 @@
           <w:sz w:val="28"/>
           <w:u w:val="none"/>
         </w:rPr>
-        <w:t>В ҚОСЫМШАСЫ</w:t>
+        <w:t>ҚОСЫМША В – Назар карталарының галереясы</w:t>
       </w:r>
       <w:r>
         <w:rPr>
@@ -1749,7 +1749,7 @@
           <w:sz w:val="28"/>
           <w:u w:val="none"/>
         </w:rPr>
-        <w:t>Г ҚОСЫМШАСЫ</w:t>
+        <w:t>ҚОСЫМША Г – Құрылғылық домен ығысуы бойынша қосымша кестелер</w:t>
       </w:r>
       <w:r>
         <w:rPr>
